--- a/TYPESCRIPT/TypeScript.docx
+++ b/TYPESCRIPT/TypeScript.docx
@@ -30654,275 +30654,972 @@
       <w:pPr>
         <w:pStyle w:val="NoSpacing"/>
       </w:pPr>
+    </w:p>
+    <w:p>
+      <w:pPr>
+        <w:pStyle w:val="NoSpacing"/>
+        <w:rPr>
+          <w:b/>
+        </w:rPr>
+      </w:pPr>
+      <w:r>
+        <w:rPr>
+          <w:b/>
+        </w:rPr>
+        <w:t>infer</w:t>
+      </w:r>
+    </w:p>
+    <w:p>
+      <w:pPr>
+        <w:pStyle w:val="NoSpacing"/>
+      </w:pPr>
+      <w:r>
+        <w:rPr>
+          <w:rStyle w:val="g"/>
+        </w:rPr>
+        <w:t>type</w:t>
+      </w:r>
+      <w:r>
+        <w:rPr>
+          <w:rStyle w:val="HTMLCode"/>
+          <w:rFonts w:ascii="Times New Roman" w:eastAsiaTheme="minorHAnsi" w:hAnsi="Times New Roman" w:cstheme="minorBidi"/>
+          <w:sz w:val="24"/>
+          <w:szCs w:val="22"/>
+        </w:rPr>
+        <w:t xml:space="preserve"> </w:t>
+      </w:r>
+      <w:proofErr w:type="spellStart"/>
+      <w:r>
+        <w:rPr>
+          <w:rStyle w:val="m"/>
+        </w:rPr>
+        <w:t>GetReturn</w:t>
+      </w:r>
+      <w:proofErr w:type="spellEnd"/>
+      <w:r>
+        <w:rPr>
+          <w:rStyle w:val="HTMLCode"/>
+          <w:rFonts w:ascii="Times New Roman" w:eastAsiaTheme="minorHAnsi" w:hAnsi="Times New Roman" w:cstheme="minorBidi"/>
+          <w:sz w:val="24"/>
+          <w:szCs w:val="22"/>
+        </w:rPr>
+        <w:t>&lt;</w:t>
+      </w:r>
+      <w:r>
+        <w:rPr>
+          <w:rStyle w:val="m"/>
+        </w:rPr>
+        <w:t>T</w:t>
+      </w:r>
+      <w:r>
+        <w:rPr>
+          <w:rStyle w:val="HTMLCode"/>
+          <w:rFonts w:ascii="Times New Roman" w:eastAsiaTheme="minorHAnsi" w:hAnsi="Times New Roman" w:cstheme="minorBidi"/>
+          <w:sz w:val="24"/>
+          <w:szCs w:val="22"/>
+        </w:rPr>
+        <w:t xml:space="preserve">&gt; </w:t>
+      </w:r>
+      <w:r>
+        <w:rPr>
+          <w:rStyle w:val="g"/>
+        </w:rPr>
+        <w:t>=</w:t>
+      </w:r>
+      <w:r>
+        <w:rPr>
+          <w:rStyle w:val="HTMLCode"/>
+          <w:rFonts w:ascii="Times New Roman" w:eastAsiaTheme="minorHAnsi" w:hAnsi="Times New Roman" w:cstheme="minorBidi"/>
+          <w:sz w:val="24"/>
+          <w:szCs w:val="22"/>
+        </w:rPr>
+        <w:t xml:space="preserve"> </w:t>
+      </w:r>
+      <w:r>
+        <w:rPr>
+          <w:rStyle w:val="m"/>
+        </w:rPr>
+        <w:t>T</w:t>
+      </w:r>
+      <w:r>
+        <w:rPr>
+          <w:rStyle w:val="HTMLCode"/>
+          <w:rFonts w:ascii="Times New Roman" w:eastAsiaTheme="minorHAnsi" w:hAnsi="Times New Roman" w:cstheme="minorBidi"/>
+          <w:sz w:val="24"/>
+          <w:szCs w:val="22"/>
+        </w:rPr>
+        <w:t xml:space="preserve"> </w:t>
+      </w:r>
+      <w:r>
+        <w:rPr>
+          <w:rStyle w:val="g"/>
+        </w:rPr>
+        <w:t>extends</w:t>
+      </w:r>
+      <w:r>
+        <w:rPr>
+          <w:rStyle w:val="HTMLCode"/>
+          <w:rFonts w:ascii="Times New Roman" w:eastAsiaTheme="minorHAnsi" w:hAnsi="Times New Roman" w:cstheme="minorBidi"/>
+          <w:sz w:val="24"/>
+          <w:szCs w:val="22"/>
+        </w:rPr>
+        <w:t xml:space="preserve"> (...</w:t>
+      </w:r>
+      <w:proofErr w:type="spellStart"/>
+      <w:r>
+        <w:rPr>
+          <w:rStyle w:val="m"/>
+        </w:rPr>
+        <w:t>args</w:t>
+      </w:r>
+      <w:proofErr w:type="spellEnd"/>
+      <w:r>
+        <w:rPr>
+          <w:rStyle w:val="HTMLCode"/>
+          <w:rFonts w:ascii="Times New Roman" w:eastAsiaTheme="minorHAnsi" w:hAnsi="Times New Roman" w:cstheme="minorBidi"/>
+          <w:sz w:val="24"/>
+          <w:szCs w:val="22"/>
+        </w:rPr>
+        <w:t xml:space="preserve">: </w:t>
+      </w:r>
+      <w:proofErr w:type="gramStart"/>
+      <w:r>
+        <w:rPr>
+          <w:rStyle w:val="m"/>
+        </w:rPr>
+        <w:t>any</w:t>
+      </w:r>
+      <w:r>
+        <w:rPr>
+          <w:rStyle w:val="HTMLCode"/>
+          <w:rFonts w:ascii="Times New Roman" w:eastAsiaTheme="minorHAnsi" w:hAnsi="Times New Roman" w:cstheme="minorBidi"/>
+          <w:sz w:val="24"/>
+          <w:szCs w:val="22"/>
+        </w:rPr>
+        <w:t>[</w:t>
+      </w:r>
+      <w:proofErr w:type="gramEnd"/>
+      <w:r>
+        <w:rPr>
+          <w:rStyle w:val="HTMLCode"/>
+          <w:rFonts w:ascii="Times New Roman" w:eastAsiaTheme="minorHAnsi" w:hAnsi="Times New Roman" w:cstheme="minorBidi"/>
+          <w:sz w:val="24"/>
+          <w:szCs w:val="22"/>
+        </w:rPr>
+        <w:t xml:space="preserve">]) =&gt; </w:t>
+      </w:r>
+      <w:r>
+        <w:rPr>
+          <w:rStyle w:val="g"/>
+        </w:rPr>
+        <w:t>infer</w:t>
+      </w:r>
+      <w:r>
+        <w:rPr>
+          <w:rStyle w:val="HTMLCode"/>
+          <w:rFonts w:ascii="Times New Roman" w:eastAsiaTheme="minorHAnsi" w:hAnsi="Times New Roman" w:cstheme="minorBidi"/>
+          <w:sz w:val="24"/>
+          <w:szCs w:val="22"/>
+        </w:rPr>
+        <w:t xml:space="preserve"> </w:t>
+      </w:r>
+      <w:r>
+        <w:rPr>
+          <w:rStyle w:val="m"/>
+        </w:rPr>
+        <w:t>R</w:t>
+      </w:r>
+      <w:r>
+        <w:rPr>
+          <w:rStyle w:val="HTMLCode"/>
+          <w:rFonts w:ascii="Times New Roman" w:eastAsiaTheme="minorHAnsi" w:hAnsi="Times New Roman" w:cstheme="minorBidi"/>
+          <w:sz w:val="24"/>
+          <w:szCs w:val="22"/>
+        </w:rPr>
+        <w:t xml:space="preserve"> </w:t>
+      </w:r>
+      <w:r>
+        <w:rPr>
+          <w:rStyle w:val="g"/>
+        </w:rPr>
+        <w:t>?</w:t>
+      </w:r>
+      <w:r>
+        <w:rPr>
+          <w:rStyle w:val="HTMLCode"/>
+          <w:rFonts w:ascii="Times New Roman" w:eastAsiaTheme="minorHAnsi" w:hAnsi="Times New Roman" w:cstheme="minorBidi"/>
+          <w:sz w:val="24"/>
+          <w:szCs w:val="22"/>
+        </w:rPr>
+        <w:t xml:space="preserve"> </w:t>
+      </w:r>
+      <w:proofErr w:type="gramStart"/>
+      <w:r>
+        <w:rPr>
+          <w:rStyle w:val="m"/>
+        </w:rPr>
+        <w:t>R</w:t>
+      </w:r>
+      <w:r>
+        <w:rPr>
+          <w:rStyle w:val="HTMLCode"/>
+          <w:rFonts w:ascii="Times New Roman" w:eastAsiaTheme="minorHAnsi" w:hAnsi="Times New Roman" w:cstheme="minorBidi"/>
+          <w:sz w:val="24"/>
+          <w:szCs w:val="22"/>
+        </w:rPr>
+        <w:t xml:space="preserve"> </w:t>
+      </w:r>
+      <w:r>
+        <w:rPr>
+          <w:rStyle w:val="g"/>
+        </w:rPr>
+        <w:t>:</w:t>
+      </w:r>
+      <w:proofErr w:type="gramEnd"/>
+      <w:r>
+        <w:rPr>
+          <w:rStyle w:val="HTMLCode"/>
+          <w:rFonts w:ascii="Times New Roman" w:eastAsiaTheme="minorHAnsi" w:hAnsi="Times New Roman" w:cstheme="minorBidi"/>
+          <w:sz w:val="24"/>
+          <w:szCs w:val="22"/>
+        </w:rPr>
+        <w:t xml:space="preserve"> </w:t>
+      </w:r>
+      <w:r>
+        <w:rPr>
+          <w:rStyle w:val="m"/>
+        </w:rPr>
+        <w:t>never</w:t>
+      </w:r>
+      <w:r>
+        <w:rPr>
+          <w:rStyle w:val="HTMLCode"/>
+          <w:rFonts w:ascii="Times New Roman" w:eastAsiaTheme="minorHAnsi" w:hAnsi="Times New Roman" w:cstheme="minorBidi"/>
+          <w:sz w:val="24"/>
+          <w:szCs w:val="22"/>
+        </w:rPr>
+        <w:t>;</w:t>
+      </w:r>
+    </w:p>
+    <w:p>
+      <w:pPr>
+        <w:pStyle w:val="NoSpacing"/>
+      </w:pPr>
+      <w:r>
+        <w:rPr>
+          <w:rStyle w:val="HTMLCode"/>
+          <w:rFonts w:ascii="Times New Roman" w:eastAsiaTheme="minorHAnsi" w:hAnsi="Times New Roman" w:cstheme="minorBidi"/>
+          <w:sz w:val="24"/>
+          <w:szCs w:val="22"/>
+        </w:rPr>
+        <w:t>infer</w:t>
+      </w:r>
+      <w:r>
+        <w:t xml:space="preserve"> extracts types from other types and is widely used inside utility types.</w:t>
+      </w:r>
+    </w:p>
+    <w:p>
+      <w:pPr>
+        <w:pStyle w:val="NoSpacing"/>
+      </w:pPr>
+    </w:p>
+    <w:p>
+      <w:pPr>
+        <w:pStyle w:val="NoSpacing"/>
+        <w:rPr>
+          <w:b/>
+        </w:rPr>
+      </w:pPr>
+      <w:r>
+        <w:rPr>
+          <w:b/>
+        </w:rPr>
+        <w:t>Key Points</w:t>
+      </w:r>
+    </w:p>
+    <w:p>
+      <w:pPr>
+        <w:pStyle w:val="NoSpacing"/>
+        <w:rPr>
+          <w:b/>
+        </w:rPr>
+      </w:pPr>
+    </w:p>
+    <w:p>
+      <w:pPr>
+        <w:pStyle w:val="NoSpacing"/>
+        <w:numPr>
+          <w:ilvl w:val="0"/>
+          <w:numId w:val="31"/>
+        </w:numPr>
+      </w:pPr>
+      <w:r>
+        <w:rPr>
+          <w:b/>
+        </w:rPr>
+        <w:t xml:space="preserve">Type </w:t>
+      </w:r>
+      <w:r>
+        <w:t>inference = TypeScript guesses the type based on context and values</w:t>
+      </w:r>
+    </w:p>
+    <w:p>
+      <w:pPr>
+        <w:pStyle w:val="NoSpacing"/>
+        <w:ind w:left="720"/>
+      </w:pPr>
+    </w:p>
+    <w:p>
+      <w:pPr>
+        <w:pStyle w:val="NoSpacing"/>
+        <w:numPr>
+          <w:ilvl w:val="0"/>
+          <w:numId w:val="31"/>
+        </w:numPr>
+      </w:pPr>
+      <w:r>
+        <w:t xml:space="preserve">An </w:t>
+      </w:r>
+      <w:proofErr w:type="spellStart"/>
+      <w:r>
+        <w:rPr>
+          <w:b/>
+        </w:rPr>
+        <w:t>enum</w:t>
+      </w:r>
+      <w:proofErr w:type="spellEnd"/>
+      <w:r>
+        <w:t xml:space="preserve"> lets you group related constants under a single name.</w:t>
+      </w:r>
+    </w:p>
+    <w:p>
+      <w:pPr>
+        <w:pStyle w:val="NoSpacing"/>
+        <w:ind w:firstLine="720"/>
+      </w:pPr>
+      <w:proofErr w:type="spellStart"/>
+      <w:r>
+        <w:t>Enums</w:t>
+      </w:r>
+      <w:proofErr w:type="spellEnd"/>
+      <w:r>
+        <w:t xml:space="preserve"> = a clean way to represent a fixed set of named values</w:t>
+      </w:r>
+    </w:p>
+    <w:p>
+      <w:pPr>
+        <w:pStyle w:val="NoSpacing"/>
+      </w:pPr>
+    </w:p>
+    <w:p>
+      <w:pPr>
+        <w:pStyle w:val="NoSpacing"/>
+        <w:numPr>
+          <w:ilvl w:val="0"/>
+          <w:numId w:val="32"/>
+        </w:numPr>
+      </w:pPr>
+      <w:r>
+        <w:t>A tuple in TypeScript is a special type of array where:</w:t>
+      </w:r>
+    </w:p>
+    <w:p>
+      <w:pPr>
+        <w:pStyle w:val="NoSpacing"/>
+        <w:ind w:firstLine="720"/>
+      </w:pPr>
+      <w:r>
+        <w:t>the number of elements and their types are fixed and ordered</w:t>
+      </w:r>
+    </w:p>
+    <w:p>
+      <w:pPr>
+        <w:pStyle w:val="NoSpacing"/>
+        <w:ind w:firstLine="720"/>
+      </w:pPr>
+      <w:r>
+        <w:t>Tuple = fixed-length, ordered array with specific types at each position</w:t>
+      </w:r>
+    </w:p>
+    <w:p>
+      <w:pPr>
+        <w:pStyle w:val="NoSpacing"/>
+      </w:pPr>
+    </w:p>
+    <w:p>
+      <w:pPr>
+        <w:pStyle w:val="NoSpacing"/>
+        <w:numPr>
+          <w:ilvl w:val="0"/>
+          <w:numId w:val="32"/>
+        </w:numPr>
+      </w:pPr>
+      <w:r>
+        <w:t>Literal types in TypeScript are types that represent exact, specific values instead of general types.</w:t>
+      </w:r>
+    </w:p>
+    <w:p>
+      <w:pPr>
+        <w:pStyle w:val="NoSpacing"/>
+      </w:pPr>
+    </w:p>
+    <w:p>
+      <w:pPr>
+        <w:pStyle w:val="NoSpacing"/>
+        <w:ind w:firstLine="720"/>
+      </w:pPr>
+      <w:r>
+        <w:t>Normally you write:</w:t>
+      </w:r>
+    </w:p>
+    <w:p>
+      <w:pPr>
+        <w:pStyle w:val="NoSpacing"/>
+        <w:ind w:firstLine="720"/>
+      </w:pPr>
+      <w:r>
+        <w:t>let status: string = "success";</w:t>
+      </w:r>
+    </w:p>
+    <w:p>
+      <w:pPr>
+        <w:pStyle w:val="NoSpacing"/>
+        <w:ind w:firstLine="720"/>
+      </w:pPr>
+      <w:r>
+        <w:rPr>
+          <w:rFonts w:ascii="Segoe UI Emoji" w:hAnsi="Segoe UI Emoji" w:cs="Segoe UI Emoji"/>
+        </w:rPr>
+        <w:t>👉</w:t>
+      </w:r>
+      <w:r>
+        <w:t xml:space="preserve"> Here, status can be any string.</w:t>
+      </w:r>
+    </w:p>
+    <w:p>
+      <w:pPr>
+        <w:pStyle w:val="NoSpacing"/>
+        <w:ind w:firstLine="720"/>
+      </w:pPr>
+      <w:r>
+        <w:t>But with literal types:</w:t>
+      </w:r>
+    </w:p>
+    <w:p>
+      <w:pPr>
+        <w:pStyle w:val="NoSpacing"/>
+        <w:ind w:firstLine="720"/>
+      </w:pPr>
+      <w:r>
+        <w:t>let status: "success" = "success";</w:t>
+      </w:r>
+    </w:p>
+    <w:p>
+      <w:pPr>
+        <w:pStyle w:val="NoSpacing"/>
+        <w:ind w:firstLine="720"/>
+      </w:pPr>
+      <w:r>
+        <w:rPr>
+          <w:rFonts w:ascii="Segoe UI Emoji" w:hAnsi="Segoe UI Emoji" w:cs="Segoe UI Emoji"/>
+        </w:rPr>
+        <w:t>👉</w:t>
+      </w:r>
+      <w:r>
+        <w:t xml:space="preserve"> Now status can only be exactly "success"</w:t>
+      </w:r>
+    </w:p>
+    <w:p>
+      <w:pPr>
+        <w:pStyle w:val="NoSpacing"/>
+      </w:pPr>
+    </w:p>
+    <w:p>
+      <w:pPr>
+        <w:pStyle w:val="NoSpacing"/>
+        <w:ind w:left="720"/>
+        <w:rPr>
+          <w:b/>
+        </w:rPr>
+      </w:pPr>
+      <w:r>
+        <w:rPr>
+          <w:b/>
+        </w:rPr>
+        <w:t>Types of Literal Types</w:t>
+      </w:r>
+    </w:p>
+    <w:p>
+      <w:pPr>
+        <w:pStyle w:val="NoSpacing"/>
+        <w:ind w:left="720"/>
+      </w:pPr>
+      <w:r>
+        <w:t>1. String Literal Types</w:t>
+      </w:r>
+    </w:p>
+    <w:p>
+      <w:pPr>
+        <w:pStyle w:val="NoSpacing"/>
+        <w:ind w:left="720"/>
+      </w:pPr>
+      <w:r>
+        <w:t>let role: "admin" | "user" | "guest";</w:t>
+      </w:r>
+    </w:p>
+    <w:p>
+      <w:pPr>
+        <w:pStyle w:val="NoSpacing"/>
+        <w:ind w:left="720"/>
+      </w:pPr>
+    </w:p>
+    <w:p>
+      <w:pPr>
+        <w:pStyle w:val="NoSpacing"/>
+        <w:ind w:left="720"/>
+      </w:pPr>
+      <w:r>
+        <w:t xml:space="preserve">role = "admin"; // </w:t>
+      </w:r>
+      <w:r>
+        <w:rPr>
+          <w:rFonts w:ascii="Segoe UI Emoji" w:hAnsi="Segoe UI Emoji" w:cs="Segoe UI Emoji"/>
+        </w:rPr>
+        <w:t>✅</w:t>
+      </w:r>
+    </w:p>
+    <w:p>
+      <w:pPr>
+        <w:pStyle w:val="NoSpacing"/>
+        <w:ind w:left="720"/>
+      </w:pPr>
+      <w:r>
+        <w:t>role = "manager"; /</w:t>
+      </w:r>
+      <w:proofErr w:type="gramStart"/>
+      <w:r>
+        <w:t xml:space="preserve">/ </w:t>
+      </w:r>
+      <w:r>
+        <w:rPr>
+          <w:rFonts w:ascii="Segoe UI Emoji" w:hAnsi="Segoe UI Emoji" w:cs="Segoe UI Emoji"/>
+        </w:rPr>
+        <w:t>❌</w:t>
+      </w:r>
+      <w:r>
+        <w:t xml:space="preserve"> Error</w:t>
+      </w:r>
+      <w:proofErr w:type="gramEnd"/>
+    </w:p>
+    <w:p>
+      <w:pPr>
+        <w:pStyle w:val="NoSpacing"/>
+        <w:ind w:left="720"/>
+      </w:pPr>
+    </w:p>
+    <w:p>
+      <w:pPr>
+        <w:pStyle w:val="NoSpacing"/>
+        <w:ind w:left="720"/>
+      </w:pPr>
+      <w:r>
+        <w:t>2. Number Literal Types</w:t>
+      </w:r>
+    </w:p>
+    <w:p>
+      <w:pPr>
+        <w:pStyle w:val="NoSpacing"/>
+        <w:ind w:left="720"/>
+      </w:pPr>
+      <w:r>
+        <w:t>let dice: 1 | 2 | 3 | 4 | 5 | 6;</w:t>
+      </w:r>
+    </w:p>
+    <w:p>
+      <w:pPr>
+        <w:pStyle w:val="NoSpacing"/>
+        <w:ind w:left="720"/>
+      </w:pPr>
+    </w:p>
+    <w:p>
+      <w:pPr>
+        <w:pStyle w:val="NoSpacing"/>
+        <w:ind w:left="720"/>
+      </w:pPr>
+      <w:r>
+        <w:t xml:space="preserve">dice = 3; // </w:t>
+      </w:r>
+      <w:r>
+        <w:rPr>
+          <w:rFonts w:ascii="Segoe UI Emoji" w:hAnsi="Segoe UI Emoji" w:cs="Segoe UI Emoji"/>
+        </w:rPr>
+        <w:t>✅</w:t>
+      </w:r>
+    </w:p>
+    <w:p>
+      <w:pPr>
+        <w:pStyle w:val="NoSpacing"/>
+        <w:ind w:left="720"/>
+      </w:pPr>
+      <w:r>
+        <w:t xml:space="preserve">dice = 7; // </w:t>
+      </w:r>
+      <w:r>
+        <w:rPr>
+          <w:rFonts w:ascii="Segoe UI Emoji" w:hAnsi="Segoe UI Emoji" w:cs="Segoe UI Emoji"/>
+        </w:rPr>
+        <w:t>❌</w:t>
+      </w:r>
+    </w:p>
+    <w:p>
+      <w:pPr>
+        <w:pStyle w:val="NoSpacing"/>
+        <w:ind w:left="720"/>
+      </w:pPr>
+      <w:r>
+        <w:lastRenderedPageBreak/>
+        <w:t>3. Boolean Literal Types</w:t>
+      </w:r>
+    </w:p>
+    <w:p>
+      <w:pPr>
+        <w:pStyle w:val="NoSpacing"/>
+        <w:ind w:firstLine="720"/>
+      </w:pPr>
+      <w:r>
+        <w:t xml:space="preserve">let </w:t>
+      </w:r>
+      <w:proofErr w:type="spellStart"/>
+      <w:r>
+        <w:t>isActive</w:t>
+      </w:r>
+      <w:proofErr w:type="spellEnd"/>
+      <w:r>
+        <w:t>: true;</w:t>
+      </w:r>
+    </w:p>
+    <w:p>
+      <w:pPr>
+        <w:pStyle w:val="NoSpacing"/>
+      </w:pPr>
+    </w:p>
+    <w:p>
+      <w:pPr>
+        <w:pStyle w:val="NoSpacing"/>
+        <w:ind w:left="720"/>
+      </w:pPr>
+      <w:proofErr w:type="spellStart"/>
+      <w:r>
+        <w:t>isActive</w:t>
+      </w:r>
+      <w:proofErr w:type="spellEnd"/>
+      <w:r>
+        <w:t xml:space="preserve"> = </w:t>
+      </w:r>
+      <w:proofErr w:type="gramStart"/>
+      <w:r>
+        <w:t>true;  /</w:t>
+      </w:r>
+      <w:proofErr w:type="gramEnd"/>
+      <w:r>
+        <w:t xml:space="preserve">/ </w:t>
+      </w:r>
+      <w:r>
+        <w:rPr>
+          <w:rFonts w:ascii="Segoe UI Emoji" w:hAnsi="Segoe UI Emoji" w:cs="Segoe UI Emoji"/>
+        </w:rPr>
+        <w:t>✅</w:t>
+      </w:r>
+    </w:p>
+    <w:p>
+      <w:pPr>
+        <w:pStyle w:val="NoSpacing"/>
+        <w:ind w:left="720"/>
+      </w:pPr>
+      <w:proofErr w:type="spellStart"/>
+      <w:r>
+        <w:t>isActive</w:t>
+      </w:r>
+      <w:proofErr w:type="spellEnd"/>
+      <w:r>
+        <w:t xml:space="preserve"> = false; // </w:t>
+      </w:r>
+      <w:r>
+        <w:rPr>
+          <w:rFonts w:ascii="Segoe UI Emoji" w:hAnsi="Segoe UI Emoji" w:cs="Segoe UI Emoji"/>
+        </w:rPr>
+        <w:t>❌</w:t>
+      </w:r>
+    </w:p>
+    <w:p>
+      <w:pPr>
+        <w:pStyle w:val="NoSpacing"/>
+      </w:pPr>
+    </w:p>
+    <w:p>
+      <w:pPr>
+        <w:pStyle w:val="NoSpacing"/>
+        <w:ind w:left="720"/>
+      </w:pPr>
+      <w:r>
+        <w:t>Advantages</w:t>
+      </w:r>
+    </w:p>
+    <w:p>
+      <w:pPr>
+        <w:pStyle w:val="NoSpacing"/>
+        <w:ind w:left="720"/>
+      </w:pPr>
+      <w:r>
+        <w:rPr>
+          <w:rFonts w:ascii="Segoe UI Emoji" w:hAnsi="Segoe UI Emoji" w:cs="Segoe UI Emoji"/>
+        </w:rPr>
+        <w:t>✔</w:t>
+      </w:r>
+      <w:r>
+        <w:t>️ 1. Strong Type Safety</w:t>
+      </w:r>
+    </w:p>
+    <w:p>
+      <w:pPr>
+        <w:pStyle w:val="NoSpacing"/>
+        <w:ind w:left="720"/>
+      </w:pPr>
+    </w:p>
+    <w:p>
+      <w:pPr>
+        <w:pStyle w:val="NoSpacing"/>
+        <w:ind w:left="720"/>
+      </w:pPr>
+      <w:r>
+        <w:t>Prevents invalid values.</w:t>
+      </w:r>
+    </w:p>
+    <w:p>
+      <w:pPr>
+        <w:pStyle w:val="NoSpacing"/>
+        <w:ind w:left="720"/>
+      </w:pPr>
+    </w:p>
+    <w:p>
+      <w:pPr>
+        <w:pStyle w:val="NoSpacing"/>
+        <w:ind w:left="720"/>
+      </w:pPr>
+      <w:r>
+        <w:rPr>
+          <w:rFonts w:ascii="Segoe UI Emoji" w:hAnsi="Segoe UI Emoji" w:cs="Segoe UI Emoji"/>
+        </w:rPr>
+        <w:t>✔</w:t>
+      </w:r>
+      <w:r>
+        <w:t>️ 2. Autocomplete Support</w:t>
+      </w:r>
+    </w:p>
+    <w:p>
+      <w:pPr>
+        <w:pStyle w:val="NoSpacing"/>
+        <w:ind w:left="720"/>
+      </w:pPr>
+    </w:p>
+    <w:p>
+      <w:pPr>
+        <w:pStyle w:val="NoSpacing"/>
+        <w:ind w:left="720"/>
+      </w:pPr>
+      <w:r>
+        <w:t>Editors suggest only allowed values.</w:t>
+      </w:r>
+    </w:p>
+    <w:p>
+      <w:pPr>
+        <w:pStyle w:val="NoSpacing"/>
+      </w:pPr>
+    </w:p>
+    <w:p>
+      <w:pPr>
+        <w:pStyle w:val="NoSpacing"/>
+        <w:ind w:firstLine="720"/>
+      </w:pPr>
+      <w:r>
+        <w:rPr>
+          <w:rFonts w:ascii="Segoe UI Emoji" w:hAnsi="Segoe UI Emoji" w:cs="Segoe UI Emoji"/>
+        </w:rPr>
+        <w:t>✔</w:t>
+      </w:r>
+      <w:r>
+        <w:t>️ 3. Self-Documenting Code</w:t>
+      </w:r>
+    </w:p>
+    <w:p>
+      <w:pPr>
+        <w:pStyle w:val="NoSpacing"/>
+        <w:ind w:firstLine="720"/>
+      </w:pPr>
+      <w:r>
+        <w:t>type Theme = "dark" | "light";</w:t>
+      </w:r>
+    </w:p>
+    <w:p>
+      <w:pPr>
+        <w:pStyle w:val="NoSpacing"/>
+        <w:ind w:firstLine="720"/>
+      </w:pPr>
+      <w:r>
+        <w:t xml:space="preserve">4. Better than </w:t>
+      </w:r>
+      <w:proofErr w:type="spellStart"/>
+      <w:r>
+        <w:t>Enums</w:t>
+      </w:r>
+      <w:proofErr w:type="spellEnd"/>
+      <w:r>
+        <w:t xml:space="preserve"> (Sometimes)</w:t>
+      </w:r>
+    </w:p>
+    <w:p>
+      <w:pPr>
+        <w:pStyle w:val="NoSpacing"/>
+      </w:pPr>
+    </w:p>
+    <w:p>
+      <w:pPr>
+        <w:pStyle w:val="NoSpacing"/>
+        <w:ind w:left="720"/>
+      </w:pPr>
+      <w:r>
+        <w:t>Instead of:</w:t>
+      </w:r>
+    </w:p>
+    <w:p>
+      <w:pPr>
+        <w:pStyle w:val="NoSpacing"/>
+        <w:ind w:left="720"/>
+      </w:pPr>
+    </w:p>
+    <w:p>
+      <w:pPr>
+        <w:pStyle w:val="NoSpacing"/>
+        <w:ind w:left="720"/>
+      </w:pPr>
+      <w:proofErr w:type="spellStart"/>
+      <w:r>
+        <w:t>enum</w:t>
+      </w:r>
+      <w:proofErr w:type="spellEnd"/>
+      <w:r>
+        <w:t xml:space="preserve"> Role {</w:t>
+      </w:r>
+    </w:p>
+    <w:p>
+      <w:pPr>
+        <w:pStyle w:val="NoSpacing"/>
+        <w:ind w:left="720"/>
+      </w:pPr>
+      <w:r>
+        <w:t xml:space="preserve">  Admin,</w:t>
+      </w:r>
+    </w:p>
+    <w:p>
+      <w:pPr>
+        <w:pStyle w:val="NoSpacing"/>
+        <w:ind w:left="720"/>
+      </w:pPr>
+      <w:r>
+        <w:t xml:space="preserve">  User</w:t>
+      </w:r>
+    </w:p>
+    <w:p>
+      <w:pPr>
+        <w:pStyle w:val="NoSpacing"/>
+        <w:ind w:left="720"/>
+      </w:pPr>
+      <w:r>
+        <w:t>}</w:t>
+      </w:r>
+    </w:p>
+    <w:p>
+      <w:pPr>
+        <w:pStyle w:val="NoSpacing"/>
+        <w:ind w:left="720"/>
+      </w:pPr>
+    </w:p>
+    <w:p>
+      <w:pPr>
+        <w:pStyle w:val="NoSpacing"/>
+        <w:ind w:left="720"/>
+      </w:pPr>
+      <w:r>
+        <w:t>You can use:</w:t>
+      </w:r>
+    </w:p>
+    <w:p>
+      <w:pPr>
+        <w:pStyle w:val="NoSpacing"/>
+        <w:ind w:left="720"/>
+      </w:pPr>
+    </w:p>
+    <w:p>
+      <w:pPr>
+        <w:pStyle w:val="NoSpacing"/>
+        <w:ind w:left="720"/>
+      </w:pPr>
+      <w:r>
+        <w:t>type Role = "admin" | "user";</w:t>
+      </w:r>
+    </w:p>
+    <w:p>
+      <w:pPr>
+        <w:pStyle w:val="NoSpacing"/>
+      </w:pPr>
+    </w:p>
+    <w:p>
+      <w:pPr>
+        <w:pStyle w:val="NoSpacing"/>
+        <w:numPr>
+          <w:ilvl w:val="0"/>
+          <w:numId w:val="32"/>
+        </w:numPr>
+      </w:pPr>
+      <w:r>
+        <w:t>A type alias gives a name to any type—object, union, intersection, primitive, or even function type.</w:t>
+      </w:r>
+    </w:p>
+    <w:p>
+      <w:pPr>
+        <w:pStyle w:val="NoSpacing"/>
+      </w:pPr>
+    </w:p>
+    <w:p>
+      <w:pPr>
+        <w:pStyle w:val="NoSpacing"/>
+        <w:numPr>
+          <w:ilvl w:val="0"/>
+          <w:numId w:val="32"/>
+        </w:numPr>
+      </w:pPr>
       <w:bookmarkStart w:id="0" w:name="_GoBack"/>
       <w:bookmarkEnd w:id="0"/>
-    </w:p>
-    <w:p>
-      <w:pPr>
-        <w:pStyle w:val="NoSpacing"/>
-        <w:rPr>
-          <w:b/>
-        </w:rPr>
-      </w:pPr>
-      <w:r>
-        <w:rPr>
-          <w:b/>
-        </w:rPr>
-        <w:t>infer</w:t>
-      </w:r>
-    </w:p>
-    <w:p>
-      <w:pPr>
-        <w:pStyle w:val="NoSpacing"/>
-      </w:pPr>
-      <w:r>
-        <w:rPr>
-          <w:rStyle w:val="g"/>
-        </w:rPr>
-        <w:t>type</w:t>
-      </w:r>
-      <w:r>
-        <w:rPr>
-          <w:rStyle w:val="HTMLCode"/>
-          <w:rFonts w:ascii="Times New Roman" w:eastAsiaTheme="minorHAnsi" w:hAnsi="Times New Roman" w:cstheme="minorBidi"/>
-          <w:sz w:val="24"/>
-          <w:szCs w:val="22"/>
-        </w:rPr>
-        <w:t xml:space="preserve"> </w:t>
-      </w:r>
-      <w:proofErr w:type="spellStart"/>
-      <w:r>
-        <w:rPr>
-          <w:rStyle w:val="m"/>
-        </w:rPr>
-        <w:t>GetReturn</w:t>
-      </w:r>
-      <w:proofErr w:type="spellEnd"/>
-      <w:r>
-        <w:rPr>
-          <w:rStyle w:val="HTMLCode"/>
-          <w:rFonts w:ascii="Times New Roman" w:eastAsiaTheme="minorHAnsi" w:hAnsi="Times New Roman" w:cstheme="minorBidi"/>
-          <w:sz w:val="24"/>
-          <w:szCs w:val="22"/>
-        </w:rPr>
-        <w:t>&lt;</w:t>
-      </w:r>
-      <w:r>
-        <w:rPr>
-          <w:rStyle w:val="m"/>
-        </w:rPr>
-        <w:t>T</w:t>
-      </w:r>
-      <w:r>
-        <w:rPr>
-          <w:rStyle w:val="HTMLCode"/>
-          <w:rFonts w:ascii="Times New Roman" w:eastAsiaTheme="minorHAnsi" w:hAnsi="Times New Roman" w:cstheme="minorBidi"/>
-          <w:sz w:val="24"/>
-          <w:szCs w:val="22"/>
-        </w:rPr>
-        <w:t xml:space="preserve">&gt; </w:t>
-      </w:r>
-      <w:r>
-        <w:rPr>
-          <w:rStyle w:val="g"/>
-        </w:rPr>
-        <w:t>=</w:t>
-      </w:r>
-      <w:r>
-        <w:rPr>
-          <w:rStyle w:val="HTMLCode"/>
-          <w:rFonts w:ascii="Times New Roman" w:eastAsiaTheme="minorHAnsi" w:hAnsi="Times New Roman" w:cstheme="minorBidi"/>
-          <w:sz w:val="24"/>
-          <w:szCs w:val="22"/>
-        </w:rPr>
-        <w:t xml:space="preserve"> </w:t>
-      </w:r>
-      <w:r>
-        <w:rPr>
-          <w:rStyle w:val="m"/>
-        </w:rPr>
-        <w:t>T</w:t>
-      </w:r>
-      <w:r>
-        <w:rPr>
-          <w:rStyle w:val="HTMLCode"/>
-          <w:rFonts w:ascii="Times New Roman" w:eastAsiaTheme="minorHAnsi" w:hAnsi="Times New Roman" w:cstheme="minorBidi"/>
-          <w:sz w:val="24"/>
-          <w:szCs w:val="22"/>
-        </w:rPr>
-        <w:t xml:space="preserve"> </w:t>
-      </w:r>
-      <w:r>
-        <w:rPr>
-          <w:rStyle w:val="g"/>
-        </w:rPr>
-        <w:t>extends</w:t>
-      </w:r>
-      <w:r>
-        <w:rPr>
-          <w:rStyle w:val="HTMLCode"/>
-          <w:rFonts w:ascii="Times New Roman" w:eastAsiaTheme="minorHAnsi" w:hAnsi="Times New Roman" w:cstheme="minorBidi"/>
-          <w:sz w:val="24"/>
-          <w:szCs w:val="22"/>
-        </w:rPr>
-        <w:t xml:space="preserve"> (...</w:t>
-      </w:r>
-      <w:proofErr w:type="spellStart"/>
-      <w:r>
-        <w:rPr>
-          <w:rStyle w:val="m"/>
-        </w:rPr>
-        <w:t>args</w:t>
-      </w:r>
-      <w:proofErr w:type="spellEnd"/>
-      <w:r>
-        <w:rPr>
-          <w:rStyle w:val="HTMLCode"/>
-          <w:rFonts w:ascii="Times New Roman" w:eastAsiaTheme="minorHAnsi" w:hAnsi="Times New Roman" w:cstheme="minorBidi"/>
-          <w:sz w:val="24"/>
-          <w:szCs w:val="22"/>
-        </w:rPr>
-        <w:t xml:space="preserve">: </w:t>
-      </w:r>
-      <w:proofErr w:type="gramStart"/>
-      <w:r>
-        <w:rPr>
-          <w:rStyle w:val="m"/>
-        </w:rPr>
-        <w:t>any</w:t>
-      </w:r>
-      <w:r>
-        <w:rPr>
-          <w:rStyle w:val="HTMLCode"/>
-          <w:rFonts w:ascii="Times New Roman" w:eastAsiaTheme="minorHAnsi" w:hAnsi="Times New Roman" w:cstheme="minorBidi"/>
-          <w:sz w:val="24"/>
-          <w:szCs w:val="22"/>
-        </w:rPr>
-        <w:t>[</w:t>
-      </w:r>
-      <w:proofErr w:type="gramEnd"/>
-      <w:r>
-        <w:rPr>
-          <w:rStyle w:val="HTMLCode"/>
-          <w:rFonts w:ascii="Times New Roman" w:eastAsiaTheme="minorHAnsi" w:hAnsi="Times New Roman" w:cstheme="minorBidi"/>
-          <w:sz w:val="24"/>
-          <w:szCs w:val="22"/>
-        </w:rPr>
-        <w:t xml:space="preserve">]) =&gt; </w:t>
-      </w:r>
-      <w:r>
-        <w:rPr>
-          <w:rStyle w:val="g"/>
-        </w:rPr>
-        <w:t>infer</w:t>
-      </w:r>
-      <w:r>
-        <w:rPr>
-          <w:rStyle w:val="HTMLCode"/>
-          <w:rFonts w:ascii="Times New Roman" w:eastAsiaTheme="minorHAnsi" w:hAnsi="Times New Roman" w:cstheme="minorBidi"/>
-          <w:sz w:val="24"/>
-          <w:szCs w:val="22"/>
-        </w:rPr>
-        <w:t xml:space="preserve"> </w:t>
-      </w:r>
-      <w:r>
-        <w:rPr>
-          <w:rStyle w:val="m"/>
-        </w:rPr>
-        <w:t>R</w:t>
-      </w:r>
-      <w:r>
-        <w:rPr>
-          <w:rStyle w:val="HTMLCode"/>
-          <w:rFonts w:ascii="Times New Roman" w:eastAsiaTheme="minorHAnsi" w:hAnsi="Times New Roman" w:cstheme="minorBidi"/>
-          <w:sz w:val="24"/>
-          <w:szCs w:val="22"/>
-        </w:rPr>
-        <w:t xml:space="preserve"> </w:t>
-      </w:r>
-      <w:r>
-        <w:rPr>
-          <w:rStyle w:val="g"/>
-        </w:rPr>
-        <w:t>?</w:t>
-      </w:r>
-      <w:r>
-        <w:rPr>
-          <w:rStyle w:val="HTMLCode"/>
-          <w:rFonts w:ascii="Times New Roman" w:eastAsiaTheme="minorHAnsi" w:hAnsi="Times New Roman" w:cstheme="minorBidi"/>
-          <w:sz w:val="24"/>
-          <w:szCs w:val="22"/>
-        </w:rPr>
-        <w:t xml:space="preserve"> </w:t>
-      </w:r>
-      <w:proofErr w:type="gramStart"/>
-      <w:r>
-        <w:rPr>
-          <w:rStyle w:val="m"/>
-        </w:rPr>
-        <w:t>R</w:t>
-      </w:r>
-      <w:r>
-        <w:rPr>
-          <w:rStyle w:val="HTMLCode"/>
-          <w:rFonts w:ascii="Times New Roman" w:eastAsiaTheme="minorHAnsi" w:hAnsi="Times New Roman" w:cstheme="minorBidi"/>
-          <w:sz w:val="24"/>
-          <w:szCs w:val="22"/>
-        </w:rPr>
-        <w:t xml:space="preserve"> </w:t>
-      </w:r>
-      <w:r>
-        <w:rPr>
-          <w:rStyle w:val="g"/>
-        </w:rPr>
-        <w:t>:</w:t>
-      </w:r>
-      <w:proofErr w:type="gramEnd"/>
-      <w:r>
-        <w:rPr>
-          <w:rStyle w:val="HTMLCode"/>
-          <w:rFonts w:ascii="Times New Roman" w:eastAsiaTheme="minorHAnsi" w:hAnsi="Times New Roman" w:cstheme="minorBidi"/>
-          <w:sz w:val="24"/>
-          <w:szCs w:val="22"/>
-        </w:rPr>
-        <w:t xml:space="preserve"> </w:t>
-      </w:r>
-      <w:r>
-        <w:rPr>
-          <w:rStyle w:val="m"/>
-        </w:rPr>
-        <w:t>never</w:t>
-      </w:r>
-      <w:r>
-        <w:rPr>
-          <w:rStyle w:val="HTMLCode"/>
-          <w:rFonts w:ascii="Times New Roman" w:eastAsiaTheme="minorHAnsi" w:hAnsi="Times New Roman" w:cstheme="minorBidi"/>
-          <w:sz w:val="24"/>
-          <w:szCs w:val="22"/>
-        </w:rPr>
-        <w:t>;</w:t>
-      </w:r>
-    </w:p>
-    <w:p>
-      <w:pPr>
-        <w:pStyle w:val="NoSpacing"/>
-      </w:pPr>
-      <w:r>
-        <w:rPr>
-          <w:rStyle w:val="HTMLCode"/>
-          <w:rFonts w:ascii="Times New Roman" w:eastAsiaTheme="minorHAnsi" w:hAnsi="Times New Roman" w:cstheme="minorBidi"/>
-          <w:sz w:val="24"/>
-          <w:szCs w:val="22"/>
-        </w:rPr>
-        <w:t>infer</w:t>
-      </w:r>
-      <w:r>
-        <w:t xml:space="preserve"> extracts types from other types and is widely used inside utility types.</w:t>
-      </w:r>
-    </w:p>
-    <w:p>
-      <w:pPr>
-        <w:pStyle w:val="NoSpacing"/>
+      <w:r>
+        <w:t>An interface defines a contract or structure for objects, classes, or functions.</w:t>
+      </w:r>
+    </w:p>
+    <w:p>
+      <w:pPr>
+        <w:pStyle w:val="NoSpacing"/>
+      </w:pPr>
+    </w:p>
+    <w:p>
+      <w:pPr>
+        <w:pStyle w:val="NoSpacing"/>
+      </w:pPr>
+    </w:p>
+    <w:p>
+      <w:pPr>
+        <w:pStyle w:val="NoSpacing"/>
+        <w:rPr>
+          <w:b/>
+        </w:rPr>
       </w:pPr>
     </w:p>
     <w:sectPr>
@@ -31985,9 +32682,9 @@
     </w:lvl>
   </w:abstractNum>
   <w:abstractNum w:abstractNumId="8" w15:restartNumberingAfterBreak="0">
-    <w:nsid w:val="3A7C75DC"/>
+    <w:nsid w:val="34ED3704"/>
     <w:multiLevelType w:val="hybridMultilevel"/>
-    <w:tmpl w:val="857090AA"/>
+    <w:tmpl w:val="78223380"/>
     <w:lvl w:ilvl="0" w:tplc="40090001">
       <w:start w:val="1"/>
       <w:numFmt w:val="bullet"/>
@@ -32098,6 +32795,119 @@
     </w:lvl>
   </w:abstractNum>
   <w:abstractNum w:abstractNumId="9" w15:restartNumberingAfterBreak="0">
+    <w:nsid w:val="3A7C75DC"/>
+    <w:multiLevelType w:val="hybridMultilevel"/>
+    <w:tmpl w:val="857090AA"/>
+    <w:lvl w:ilvl="0" w:tplc="40090001">
+      <w:start w:val="1"/>
+      <w:numFmt w:val="bullet"/>
+      <w:lvlText w:val=""/>
+      <w:lvlJc w:val="left"/>
+      <w:pPr>
+        <w:ind w:left="720" w:hanging="360"/>
+      </w:pPr>
+      <w:rPr>
+        <w:rFonts w:ascii="Symbol" w:hAnsi="Symbol" w:hint="default"/>
+      </w:rPr>
+    </w:lvl>
+    <w:lvl w:ilvl="1" w:tplc="40090003" w:tentative="1">
+      <w:start w:val="1"/>
+      <w:numFmt w:val="bullet"/>
+      <w:lvlText w:val="o"/>
+      <w:lvlJc w:val="left"/>
+      <w:pPr>
+        <w:ind w:left="1440" w:hanging="360"/>
+      </w:pPr>
+      <w:rPr>
+        <w:rFonts w:ascii="Courier New" w:hAnsi="Courier New" w:cs="Courier New" w:hint="default"/>
+      </w:rPr>
+    </w:lvl>
+    <w:lvl w:ilvl="2" w:tplc="40090005" w:tentative="1">
+      <w:start w:val="1"/>
+      <w:numFmt w:val="bullet"/>
+      <w:lvlText w:val=""/>
+      <w:lvlJc w:val="left"/>
+      <w:pPr>
+        <w:ind w:left="2160" w:hanging="360"/>
+      </w:pPr>
+      <w:rPr>
+        <w:rFonts w:ascii="Wingdings" w:hAnsi="Wingdings" w:hint="default"/>
+      </w:rPr>
+    </w:lvl>
+    <w:lvl w:ilvl="3" w:tplc="40090001" w:tentative="1">
+      <w:start w:val="1"/>
+      <w:numFmt w:val="bullet"/>
+      <w:lvlText w:val=""/>
+      <w:lvlJc w:val="left"/>
+      <w:pPr>
+        <w:ind w:left="2880" w:hanging="360"/>
+      </w:pPr>
+      <w:rPr>
+        <w:rFonts w:ascii="Symbol" w:hAnsi="Symbol" w:hint="default"/>
+      </w:rPr>
+    </w:lvl>
+    <w:lvl w:ilvl="4" w:tplc="40090003" w:tentative="1">
+      <w:start w:val="1"/>
+      <w:numFmt w:val="bullet"/>
+      <w:lvlText w:val="o"/>
+      <w:lvlJc w:val="left"/>
+      <w:pPr>
+        <w:ind w:left="3600" w:hanging="360"/>
+      </w:pPr>
+      <w:rPr>
+        <w:rFonts w:ascii="Courier New" w:hAnsi="Courier New" w:cs="Courier New" w:hint="default"/>
+      </w:rPr>
+    </w:lvl>
+    <w:lvl w:ilvl="5" w:tplc="40090005" w:tentative="1">
+      <w:start w:val="1"/>
+      <w:numFmt w:val="bullet"/>
+      <w:lvlText w:val=""/>
+      <w:lvlJc w:val="left"/>
+      <w:pPr>
+        <w:ind w:left="4320" w:hanging="360"/>
+      </w:pPr>
+      <w:rPr>
+        <w:rFonts w:ascii="Wingdings" w:hAnsi="Wingdings" w:hint="default"/>
+      </w:rPr>
+    </w:lvl>
+    <w:lvl w:ilvl="6" w:tplc="40090001" w:tentative="1">
+      <w:start w:val="1"/>
+      <w:numFmt w:val="bullet"/>
+      <w:lvlText w:val=""/>
+      <w:lvlJc w:val="left"/>
+      <w:pPr>
+        <w:ind w:left="5040" w:hanging="360"/>
+      </w:pPr>
+      <w:rPr>
+        <w:rFonts w:ascii="Symbol" w:hAnsi="Symbol" w:hint="default"/>
+      </w:rPr>
+    </w:lvl>
+    <w:lvl w:ilvl="7" w:tplc="40090003" w:tentative="1">
+      <w:start w:val="1"/>
+      <w:numFmt w:val="bullet"/>
+      <w:lvlText w:val="o"/>
+      <w:lvlJc w:val="left"/>
+      <w:pPr>
+        <w:ind w:left="5760" w:hanging="360"/>
+      </w:pPr>
+      <w:rPr>
+        <w:rFonts w:ascii="Courier New" w:hAnsi="Courier New" w:cs="Courier New" w:hint="default"/>
+      </w:rPr>
+    </w:lvl>
+    <w:lvl w:ilvl="8" w:tplc="40090005" w:tentative="1">
+      <w:start w:val="1"/>
+      <w:numFmt w:val="bullet"/>
+      <w:lvlText w:val=""/>
+      <w:lvlJc w:val="left"/>
+      <w:pPr>
+        <w:ind w:left="6480" w:hanging="360"/>
+      </w:pPr>
+      <w:rPr>
+        <w:rFonts w:ascii="Wingdings" w:hAnsi="Wingdings" w:hint="default"/>
+      </w:rPr>
+    </w:lvl>
+  </w:abstractNum>
+  <w:abstractNum w:abstractNumId="10" w15:restartNumberingAfterBreak="0">
     <w:nsid w:val="3D3143E7"/>
     <w:multiLevelType w:val="multilevel"/>
     <w:tmpl w:val="88DABC30"/>
@@ -32246,7 +33056,7 @@
       </w:rPr>
     </w:lvl>
   </w:abstractNum>
-  <w:abstractNum w:abstractNumId="10" w15:restartNumberingAfterBreak="0">
+  <w:abstractNum w:abstractNumId="11" w15:restartNumberingAfterBreak="0">
     <w:nsid w:val="3E870941"/>
     <w:multiLevelType w:val="multilevel"/>
     <w:tmpl w:val="88DABC30"/>
@@ -32395,7 +33205,7 @@
       </w:rPr>
     </w:lvl>
   </w:abstractNum>
-  <w:abstractNum w:abstractNumId="11" w15:restartNumberingAfterBreak="0">
+  <w:abstractNum w:abstractNumId="12" w15:restartNumberingAfterBreak="0">
     <w:nsid w:val="402E6E22"/>
     <w:multiLevelType w:val="hybridMultilevel"/>
     <w:tmpl w:val="B420A97A"/>
@@ -32508,7 +33318,7 @@
       </w:rPr>
     </w:lvl>
   </w:abstractNum>
-  <w:abstractNum w:abstractNumId="12" w15:restartNumberingAfterBreak="0">
+  <w:abstractNum w:abstractNumId="13" w15:restartNumberingAfterBreak="0">
     <w:nsid w:val="4774606F"/>
     <w:multiLevelType w:val="multilevel"/>
     <w:tmpl w:val="88DABC30"/>
@@ -32657,7 +33467,7 @@
       </w:rPr>
     </w:lvl>
   </w:abstractNum>
-  <w:abstractNum w:abstractNumId="13" w15:restartNumberingAfterBreak="0">
+  <w:abstractNum w:abstractNumId="14" w15:restartNumberingAfterBreak="0">
     <w:nsid w:val="4ABC446B"/>
     <w:multiLevelType w:val="multilevel"/>
     <w:tmpl w:val="0928A636"/>
@@ -32806,7 +33616,7 @@
       </w:rPr>
     </w:lvl>
   </w:abstractNum>
-  <w:abstractNum w:abstractNumId="14" w15:restartNumberingAfterBreak="0">
+  <w:abstractNum w:abstractNumId="15" w15:restartNumberingAfterBreak="0">
     <w:nsid w:val="4BD20F0A"/>
     <w:multiLevelType w:val="hybridMultilevel"/>
     <w:tmpl w:val="4D146828"/>
@@ -32918,7 +33728,7 @@
       </w:rPr>
     </w:lvl>
   </w:abstractNum>
-  <w:abstractNum w:abstractNumId="15" w15:restartNumberingAfterBreak="0">
+  <w:abstractNum w:abstractNumId="16" w15:restartNumberingAfterBreak="0">
     <w:nsid w:val="4C272C67"/>
     <w:multiLevelType w:val="multilevel"/>
     <w:tmpl w:val="4A6EC942"/>
@@ -33067,7 +33877,7 @@
       </w:rPr>
     </w:lvl>
   </w:abstractNum>
-  <w:abstractNum w:abstractNumId="16" w15:restartNumberingAfterBreak="0">
+  <w:abstractNum w:abstractNumId="17" w15:restartNumberingAfterBreak="0">
     <w:nsid w:val="4E985634"/>
     <w:multiLevelType w:val="multilevel"/>
     <w:tmpl w:val="88DABC30"/>
@@ -33216,7 +34026,7 @@
       </w:rPr>
     </w:lvl>
   </w:abstractNum>
-  <w:abstractNum w:abstractNumId="17" w15:restartNumberingAfterBreak="0">
+  <w:abstractNum w:abstractNumId="18" w15:restartNumberingAfterBreak="0">
     <w:nsid w:val="528C1C06"/>
     <w:multiLevelType w:val="hybridMultilevel"/>
     <w:tmpl w:val="9162CEF4"/>
@@ -33328,7 +34138,7 @@
       </w:rPr>
     </w:lvl>
   </w:abstractNum>
-  <w:abstractNum w:abstractNumId="18" w15:restartNumberingAfterBreak="0">
+  <w:abstractNum w:abstractNumId="19" w15:restartNumberingAfterBreak="0">
     <w:nsid w:val="5AAB0AB2"/>
     <w:multiLevelType w:val="multilevel"/>
     <w:tmpl w:val="88DABC30"/>
@@ -33477,7 +34287,7 @@
       </w:rPr>
     </w:lvl>
   </w:abstractNum>
-  <w:abstractNum w:abstractNumId="19" w15:restartNumberingAfterBreak="0">
+  <w:abstractNum w:abstractNumId="20" w15:restartNumberingAfterBreak="0">
     <w:nsid w:val="62BA5509"/>
     <w:multiLevelType w:val="hybridMultilevel"/>
     <w:tmpl w:val="0180DE10"/>
@@ -33590,7 +34400,7 @@
       </w:rPr>
     </w:lvl>
   </w:abstractNum>
-  <w:abstractNum w:abstractNumId="20" w15:restartNumberingAfterBreak="0">
+  <w:abstractNum w:abstractNumId="21" w15:restartNumberingAfterBreak="0">
     <w:nsid w:val="635570CB"/>
     <w:multiLevelType w:val="multilevel"/>
     <w:tmpl w:val="E7AA0B20"/>
@@ -33739,7 +34549,7 @@
       </w:rPr>
     </w:lvl>
   </w:abstractNum>
-  <w:abstractNum w:abstractNumId="21" w15:restartNumberingAfterBreak="0">
+  <w:abstractNum w:abstractNumId="22" w15:restartNumberingAfterBreak="0">
     <w:nsid w:val="64461263"/>
     <w:multiLevelType w:val="multilevel"/>
     <w:tmpl w:val="4A6A49B4"/>
@@ -33888,7 +34698,7 @@
       </w:rPr>
     </w:lvl>
   </w:abstractNum>
-  <w:abstractNum w:abstractNumId="22" w15:restartNumberingAfterBreak="0">
+  <w:abstractNum w:abstractNumId="23" w15:restartNumberingAfterBreak="0">
     <w:nsid w:val="67B42251"/>
     <w:multiLevelType w:val="hybridMultilevel"/>
     <w:tmpl w:val="4ECAF842"/>
@@ -34001,7 +34811,7 @@
       </w:rPr>
     </w:lvl>
   </w:abstractNum>
-  <w:abstractNum w:abstractNumId="23" w15:restartNumberingAfterBreak="0">
+  <w:abstractNum w:abstractNumId="24" w15:restartNumberingAfterBreak="0">
     <w:nsid w:val="6A866BB1"/>
     <w:multiLevelType w:val="multilevel"/>
     <w:tmpl w:val="88DABC30"/>
@@ -34150,7 +34960,7 @@
       </w:rPr>
     </w:lvl>
   </w:abstractNum>
-  <w:abstractNum w:abstractNumId="24" w15:restartNumberingAfterBreak="0">
+  <w:abstractNum w:abstractNumId="25" w15:restartNumberingAfterBreak="0">
     <w:nsid w:val="6F4B502F"/>
     <w:multiLevelType w:val="multilevel"/>
     <w:tmpl w:val="88DABC30"/>
@@ -34299,7 +35109,7 @@
       </w:rPr>
     </w:lvl>
   </w:abstractNum>
-  <w:abstractNum w:abstractNumId="25" w15:restartNumberingAfterBreak="0">
+  <w:abstractNum w:abstractNumId="26" w15:restartNumberingAfterBreak="0">
     <w:nsid w:val="70C178D1"/>
     <w:multiLevelType w:val="hybridMultilevel"/>
     <w:tmpl w:val="889E952E"/>
@@ -34412,7 +35222,120 @@
       </w:rPr>
     </w:lvl>
   </w:abstractNum>
-  <w:abstractNum w:abstractNumId="26" w15:restartNumberingAfterBreak="0">
+  <w:abstractNum w:abstractNumId="27" w15:restartNumberingAfterBreak="0">
+    <w:nsid w:val="72FE4248"/>
+    <w:multiLevelType w:val="hybridMultilevel"/>
+    <w:tmpl w:val="BF5220FA"/>
+    <w:lvl w:ilvl="0" w:tplc="40090001">
+      <w:start w:val="1"/>
+      <w:numFmt w:val="bullet"/>
+      <w:lvlText w:val=""/>
+      <w:lvlJc w:val="left"/>
+      <w:pPr>
+        <w:ind w:left="720" w:hanging="360"/>
+      </w:pPr>
+      <w:rPr>
+        <w:rFonts w:ascii="Symbol" w:hAnsi="Symbol" w:hint="default"/>
+      </w:rPr>
+    </w:lvl>
+    <w:lvl w:ilvl="1" w:tplc="40090003" w:tentative="1">
+      <w:start w:val="1"/>
+      <w:numFmt w:val="bullet"/>
+      <w:lvlText w:val="o"/>
+      <w:lvlJc w:val="left"/>
+      <w:pPr>
+        <w:ind w:left="1440" w:hanging="360"/>
+      </w:pPr>
+      <w:rPr>
+        <w:rFonts w:ascii="Courier New" w:hAnsi="Courier New" w:cs="Courier New" w:hint="default"/>
+      </w:rPr>
+    </w:lvl>
+    <w:lvl w:ilvl="2" w:tplc="40090005" w:tentative="1">
+      <w:start w:val="1"/>
+      <w:numFmt w:val="bullet"/>
+      <w:lvlText w:val=""/>
+      <w:lvlJc w:val="left"/>
+      <w:pPr>
+        <w:ind w:left="2160" w:hanging="360"/>
+      </w:pPr>
+      <w:rPr>
+        <w:rFonts w:ascii="Wingdings" w:hAnsi="Wingdings" w:hint="default"/>
+      </w:rPr>
+    </w:lvl>
+    <w:lvl w:ilvl="3" w:tplc="40090001" w:tentative="1">
+      <w:start w:val="1"/>
+      <w:numFmt w:val="bullet"/>
+      <w:lvlText w:val=""/>
+      <w:lvlJc w:val="left"/>
+      <w:pPr>
+        <w:ind w:left="2880" w:hanging="360"/>
+      </w:pPr>
+      <w:rPr>
+        <w:rFonts w:ascii="Symbol" w:hAnsi="Symbol" w:hint="default"/>
+      </w:rPr>
+    </w:lvl>
+    <w:lvl w:ilvl="4" w:tplc="40090003" w:tentative="1">
+      <w:start w:val="1"/>
+      <w:numFmt w:val="bullet"/>
+      <w:lvlText w:val="o"/>
+      <w:lvlJc w:val="left"/>
+      <w:pPr>
+        <w:ind w:left="3600" w:hanging="360"/>
+      </w:pPr>
+      <w:rPr>
+        <w:rFonts w:ascii="Courier New" w:hAnsi="Courier New" w:cs="Courier New" w:hint="default"/>
+      </w:rPr>
+    </w:lvl>
+    <w:lvl w:ilvl="5" w:tplc="40090005" w:tentative="1">
+      <w:start w:val="1"/>
+      <w:numFmt w:val="bullet"/>
+      <w:lvlText w:val=""/>
+      <w:lvlJc w:val="left"/>
+      <w:pPr>
+        <w:ind w:left="4320" w:hanging="360"/>
+      </w:pPr>
+      <w:rPr>
+        <w:rFonts w:ascii="Wingdings" w:hAnsi="Wingdings" w:hint="default"/>
+      </w:rPr>
+    </w:lvl>
+    <w:lvl w:ilvl="6" w:tplc="40090001" w:tentative="1">
+      <w:start w:val="1"/>
+      <w:numFmt w:val="bullet"/>
+      <w:lvlText w:val=""/>
+      <w:lvlJc w:val="left"/>
+      <w:pPr>
+        <w:ind w:left="5040" w:hanging="360"/>
+      </w:pPr>
+      <w:rPr>
+        <w:rFonts w:ascii="Symbol" w:hAnsi="Symbol" w:hint="default"/>
+      </w:rPr>
+    </w:lvl>
+    <w:lvl w:ilvl="7" w:tplc="40090003" w:tentative="1">
+      <w:start w:val="1"/>
+      <w:numFmt w:val="bullet"/>
+      <w:lvlText w:val="o"/>
+      <w:lvlJc w:val="left"/>
+      <w:pPr>
+        <w:ind w:left="5760" w:hanging="360"/>
+      </w:pPr>
+      <w:rPr>
+        <w:rFonts w:ascii="Courier New" w:hAnsi="Courier New" w:cs="Courier New" w:hint="default"/>
+      </w:rPr>
+    </w:lvl>
+    <w:lvl w:ilvl="8" w:tplc="40090005" w:tentative="1">
+      <w:start w:val="1"/>
+      <w:numFmt w:val="bullet"/>
+      <w:lvlText w:val=""/>
+      <w:lvlJc w:val="left"/>
+      <w:pPr>
+        <w:ind w:left="6480" w:hanging="360"/>
+      </w:pPr>
+      <w:rPr>
+        <w:rFonts w:ascii="Wingdings" w:hAnsi="Wingdings" w:hint="default"/>
+      </w:rPr>
+    </w:lvl>
+  </w:abstractNum>
+  <w:abstractNum w:abstractNumId="28" w15:restartNumberingAfterBreak="0">
     <w:nsid w:val="794F0C54"/>
     <w:multiLevelType w:val="multilevel"/>
     <w:tmpl w:val="51BAC0D0"/>
@@ -34561,7 +35484,7 @@
       </w:rPr>
     </w:lvl>
   </w:abstractNum>
-  <w:abstractNum w:abstractNumId="27" w15:restartNumberingAfterBreak="0">
+  <w:abstractNum w:abstractNumId="29" w15:restartNumberingAfterBreak="0">
     <w:nsid w:val="7A8C1369"/>
     <w:multiLevelType w:val="hybridMultilevel"/>
     <w:tmpl w:val="CE60D562"/>
@@ -34674,7 +35597,7 @@
       </w:rPr>
     </w:lvl>
   </w:abstractNum>
-  <w:abstractNum w:abstractNumId="28" w15:restartNumberingAfterBreak="0">
+  <w:abstractNum w:abstractNumId="30" w15:restartNumberingAfterBreak="0">
     <w:nsid w:val="7B17695E"/>
     <w:multiLevelType w:val="multilevel"/>
     <w:tmpl w:val="88DABC30"/>
@@ -34823,7 +35746,7 @@
       </w:rPr>
     </w:lvl>
   </w:abstractNum>
-  <w:abstractNum w:abstractNumId="29" w15:restartNumberingAfterBreak="0">
+  <w:abstractNum w:abstractNumId="31" w15:restartNumberingAfterBreak="0">
     <w:nsid w:val="7DD82B1E"/>
     <w:multiLevelType w:val="multilevel"/>
     <w:tmpl w:val="88DABC30"/>
@@ -34976,43 +35899,43 @@
     <w:abstractNumId w:val="3"/>
   </w:num>
   <w:num w:numId="2">
-    <w:abstractNumId w:val="8"/>
+    <w:abstractNumId w:val="9"/>
   </w:num>
   <w:num w:numId="3">
     <w:abstractNumId w:val="6"/>
   </w:num>
   <w:num w:numId="4">
-    <w:abstractNumId w:val="14"/>
+    <w:abstractNumId w:val="15"/>
   </w:num>
   <w:num w:numId="5">
-    <w:abstractNumId w:val="17"/>
+    <w:abstractNumId w:val="18"/>
   </w:num>
   <w:num w:numId="6">
     <w:abstractNumId w:val="0"/>
   </w:num>
   <w:num w:numId="7">
-    <w:abstractNumId w:val="21"/>
+    <w:abstractNumId w:val="22"/>
   </w:num>
   <w:num w:numId="8">
     <w:abstractNumId w:val="4"/>
   </w:num>
   <w:num w:numId="9">
-    <w:abstractNumId w:val="19"/>
+    <w:abstractNumId w:val="20"/>
   </w:num>
   <w:num w:numId="10">
-    <w:abstractNumId w:val="20"/>
+    <w:abstractNumId w:val="21"/>
   </w:num>
   <w:num w:numId="11">
-    <w:abstractNumId w:val="13"/>
+    <w:abstractNumId w:val="14"/>
   </w:num>
   <w:num w:numId="12">
-    <w:abstractNumId w:val="25"/>
+    <w:abstractNumId w:val="26"/>
   </w:num>
   <w:num w:numId="13">
-    <w:abstractNumId w:val="11"/>
+    <w:abstractNumId w:val="12"/>
   </w:num>
   <w:num w:numId="14">
-    <w:abstractNumId w:val="26"/>
+    <w:abstractNumId w:val="28"/>
   </w:num>
   <w:num w:numId="15">
     <w:abstractNumId w:val="7"/>
@@ -35024,43 +35947,49 @@
     <w:abstractNumId w:val="1"/>
   </w:num>
   <w:num w:numId="18">
-    <w:abstractNumId w:val="27"/>
+    <w:abstractNumId w:val="29"/>
   </w:num>
   <w:num w:numId="19">
-    <w:abstractNumId w:val="15"/>
+    <w:abstractNumId w:val="16"/>
   </w:num>
   <w:num w:numId="20">
-    <w:abstractNumId w:val="9"/>
+    <w:abstractNumId w:val="10"/>
   </w:num>
   <w:num w:numId="21">
-    <w:abstractNumId w:val="24"/>
+    <w:abstractNumId w:val="25"/>
   </w:num>
   <w:num w:numId="22">
     <w:abstractNumId w:val="2"/>
   </w:num>
   <w:num w:numId="23">
-    <w:abstractNumId w:val="12"/>
+    <w:abstractNumId w:val="13"/>
   </w:num>
   <w:num w:numId="24">
-    <w:abstractNumId w:val="29"/>
+    <w:abstractNumId w:val="31"/>
   </w:num>
   <w:num w:numId="25">
-    <w:abstractNumId w:val="28"/>
+    <w:abstractNumId w:val="30"/>
   </w:num>
   <w:num w:numId="26">
-    <w:abstractNumId w:val="10"/>
+    <w:abstractNumId w:val="11"/>
   </w:num>
   <w:num w:numId="27">
-    <w:abstractNumId w:val="16"/>
+    <w:abstractNumId w:val="17"/>
   </w:num>
   <w:num w:numId="28">
+    <w:abstractNumId w:val="24"/>
+  </w:num>
+  <w:num w:numId="29">
+    <w:abstractNumId w:val="19"/>
+  </w:num>
+  <w:num w:numId="30">
     <w:abstractNumId w:val="23"/>
   </w:num>
-  <w:num w:numId="29">
-    <w:abstractNumId w:val="18"/>
+  <w:num w:numId="31">
+    <w:abstractNumId w:val="27"/>
   </w:num>
-  <w:num w:numId="30">
-    <w:abstractNumId w:val="22"/>
+  <w:num w:numId="32">
+    <w:abstractNumId w:val="8"/>
   </w:num>
 </w:numbering>
 </file>
